--- a/en/wisdom-stories/liver.docx
+++ b/en/wisdom-stories/liver.docx
@@ -4,134 +4,69 @@
   <w:body>
     <w:p>
       <w:pPr>
-        <w:spacing w:before="0" w:after="60"/>
-        <w:jc w:val="left"/>
+        <w:pStyle w:val="Title"/>
       </w:pPr>
       <w:r>
-        <w:rPr>
-          <w:rFonts w:ascii="Arial" w:hAnsi="Arial" w:eastAsia="Arial"/>
-          <w:i w:val="0"/>
-          <w:color w:val="000000"/>
-          <w:sz w:val="52"/>
-        </w:rPr>
-        <w:t>Liver</w:t>
+        <w:t>The Liver in Language</w:t>
+      </w:r>
+    </w:p>
+    <w:p>
+      <w:pPr/>
+      <w:r>
+        <w:t>Why does the word for “liver” appear in expressions such as “jan-jiyar,” for a close and trusted friend; “jiyarguşam,” for a beloved child; “agqıyar,” for a coward; and “jiyarparam,” for someone dearly loved?</w:t>
+      </w:r>
+    </w:p>
+    <w:p>
+      <w:pPr/>
+      <w:r>
+        <w:t>The liver’s warmth and rich blood supply impressed ancient peoples. They associated warm blood with life and its absence with death, and came to regard the liver as a center of life.</w:t>
+      </w:r>
+    </w:p>
+    <w:p>
+      <w:pPr/>
+      <w:r>
+        <w:t>The Babylonians, for example, believed the soul resided there. In some cultures, the liver represented emotion before the heart took that role in expressions and literature.</w:t>
       </w:r>
     </w:p>
     <w:p>
       <w:pPr>
-        <w:jc w:val="left"/>
+        <w:keepNext/>
       </w:pPr>
       <w:r>
-        <w:rPr>
-          <w:rFonts w:ascii="Arial" w:hAnsi="Arial" w:eastAsia="Arial"/>
-          <w:i w:val="0"/>
-          <w:color w:val="000000"/>
-          <w:sz w:val="22"/>
-        </w:rPr>
-        <w:t>Where do the expressions using the word “liver” come from—“jan-jiyar” meaning a very close, sincere, and kind friend; “jiyarguşam” meaning a very beloved child; “agqıyar” meaning a coward, a coward, a helpless person; “jiyarparam” meaning a very beloved person, etc.—originate?</w:t>
-      </w:r>
-    </w:p>
-    <w:p>
-      <w:pPr>
-        <w:jc w:val="left"/>
-      </w:pPr>
-      <w:r>
-        <w:rPr>
-          <w:rFonts w:ascii="Arial" w:hAnsi="Arial" w:eastAsia="Arial"/>
-          <w:i w:val="0"/>
-          <w:color w:val="000000"/>
-          <w:sz w:val="22"/>
-        </w:rPr>
-        <w:t>Ancient people were impressed by the warm and bloody appearance of the liver, so they considered warm blood to be life, and its absence to be death. For this reason, the liver has long been considered the center of life.</w:t>
-      </w:r>
-    </w:p>
-    <w:p>
-      <w:pPr>
-        <w:jc w:val="left"/>
-      </w:pPr>
-      <w:r>
-        <w:rPr>
-          <w:rFonts w:ascii="Arial" w:hAnsi="Arial" w:eastAsia="Arial"/>
-          <w:i w:val="0"/>
-          <w:color w:val="000000"/>
-          <w:sz w:val="22"/>
-        </w:rPr>
-        <w:t>For example, the Babylonians believed that the human soul resided in the liver. Since the liver was thought to primarily represent emotions in some cultures, the liver came before the heart in idioms and writings.</w:t>
-      </w:r>
-    </w:p>
-    <w:p>
-      <w:pPr>
-        <w:jc w:val="left"/>
-      </w:pPr>
-      <w:r>
-        <w:rPr>
-          <w:rFonts w:ascii="Arial" w:hAnsi="Arial" w:eastAsia="Arial"/>
-          <w:i w:val="0"/>
-          <w:color w:val="000000"/>
-          <w:sz w:val="22"/>
-        </w:rPr>
         <w:t>In ancient Greece, virtue and related qualities such as courage and determination were attributed to the liver. If a person had a healthy liver, he was considered virtuous—he was perceived as someone who followed his principles, overcoming all obstacles.</w:t>
       </w:r>
     </w:p>
     <w:p>
       <w:pPr>
-        <w:pStyle w:val="Moral"/>
         <w:keepNext/>
         <w:keepLines/>
-        <w:widowControl/>
-        <w:spacing w:before="240" w:after="180" w:line="283" w:lineRule="auto"/>
-        <w:ind w:left="240" w:right="240"/>
-        <w:jc w:val="left"/>
-        <w:pBdr>
-          <w:top w:val="single" w:sz="8" w:space="7" w:color="E8D59A"/>
-          <w:left w:val="single" w:sz="32" w:space="11" w:color="C6A23A"/>
-          <w:bottom w:val="single" w:sz="8" w:space="7" w:color="E8D59A"/>
-          <w:right w:val="single" w:sz="8" w:space="11" w:color="E8D59A"/>
-        </w:pBdr>
-        <w:shd w:val="clear" w:color="auto" w:fill="FFF8E1"/>
+        <w:spacing w:before="160"/>
       </w:pPr>
       <w:r>
         <w:rPr>
-          <w:rFonts w:ascii="Arial" w:hAnsi="Arial" w:eastAsia="Arial" w:cs="Arial"/>
           <w:b/>
-          <w:i w:val="0"/>
-          <w:color w:val="9A7417"/>
-          <w:sz w:val="22"/>
         </w:rPr>
-        <w:t xml:space="preserve">Moral: </w:t>
+        <w:t>Moral:</w:t>
       </w:r>
       <w:r>
-        <w:rPr>
-          <w:rFonts w:ascii="Arial" w:hAnsi="Arial" w:eastAsia="Arial" w:cs="Arial"/>
-          <w:b w:val="0"/>
-          <w:i w:val="0"/>
-          <w:color w:val="3F3826"/>
-          <w:sz w:val="22"/>
-        </w:rPr>
-        <w:t>Language does not arise by chance; behind every word there is a history, a belief. Our words are the memory of our past.</w:t>
+        <w:t xml:space="preserve"> Language does not arise by chance; behind every word there is a history, a belief. Our words are the memory of our past.</w:t>
       </w:r>
     </w:p>
     <w:p>
       <w:pPr>
-        <w:keepLines/>
-        <w:widowControl/>
-        <w:spacing w:before="60" w:after="0" w:line="240" w:lineRule="auto"/>
-        <w:jc w:val="right"/>
+        <w:spacing w:after="80"/>
       </w:pPr>
       <w:r>
         <w:rPr>
-          <w:rFonts w:ascii="Arial" w:hAnsi="Arial" w:eastAsia="Arial" w:cs="Arial"/>
-          <w:b w:val="0"/>
           <w:i/>
-          <w:color w:val="8A7950"/>
-          <w:sz w:val="17"/>
+          <w:sz w:val="18"/>
         </w:rPr>
-        <w:t>The story was obtained from open Internet sources.</w:t>
+        <w:t>Source: Publicly available internet sources.</w:t>
       </w:r>
     </w:p>
     <w:sectPr>
       <w:pgSz w:w="12240" w:h="15840"/>
-      <w:pgMar w:top="1440" w:right="1440" w:bottom="1440" w:left="1440" w:header="708" w:footer="708" w:gutter="0"/>
+      <w:pgMar w:top="1080" w:right="1224" w:bottom="1080" w:left="1224" w:header="720" w:footer="720" w:gutter="0"/>
       <w:cols w:space="720"/>
       <w:docGrid w:linePitch="360"/>
     </w:sectPr>
@@ -503,12 +438,14 @@
     <w:qFormat/>
     <w:rsid w:val="00FC693F"/>
     <w:pPr>
-      <w:spacing w:before="0" w:after="160" w:line="276" w:lineRule="auto"/>
+      <w:widowControl/>
+      <w:spacing w:after="120" w:line="259" w:lineRule="auto"/>
     </w:pPr>
     <w:rPr>
-      <w:rFonts w:ascii="Arial" w:hAnsi="Arial" w:eastAsia="Arial"/>
+      <w:rFonts w:ascii="Arial" w:hAnsi="Arial"/>
       <w:color w:val="000000"/>
       <w:sz w:val="22"/>
+      <w:lang w:val="en-US"/>
     </w:rPr>
   </w:style>
   <w:style w:type="paragraph" w:styleId="Header">
@@ -852,18 +789,17 @@
     <w:qFormat/>
     <w:rsid w:val="00FC693F"/>
     <w:pPr>
-      <w:pBdr>
-        <w:bottom w:val="single" w:sz="8" w:space="4" w:color="4F81BD" w:themeColor="accent1"/>
-      </w:pBdr>
-      <w:spacing w:after="300" w:line="240" w:lineRule="auto"/>
+      <w:keepNext/>
+      <w:spacing w:after="280" w:line="240" w:lineRule="auto"/>
       <w:contextualSpacing/>
     </w:pPr>
     <w:rPr>
-      <w:rFonts w:asciiTheme="majorHAnsi" w:eastAsiaTheme="majorEastAsia" w:hAnsiTheme="majorHAnsi" w:cstheme="majorBidi"/>
-      <w:color w:val="17365D" w:themeColor="text2" w:themeShade="BF"/>
+      <w:rFonts w:asciiTheme="majorHAnsi" w:eastAsiaTheme="majorEastAsia" w:hAnsiTheme="majorHAnsi" w:cstheme="majorBidi" w:ascii="Arial" w:hAnsi="Arial"/>
+      <w:b/>
+      <w:color w:val="000000"/>
       <w:spacing w:val="5"/>
       <w:kern w:val="28"/>
-      <w:sz w:val="52"/>
+      <w:sz w:val="34"/>
       <w:szCs w:val="52"/>
     </w:rPr>
   </w:style>
@@ -1339,9 +1275,6 @@
     <w:qFormat/>
     <w:rsid w:val="00FC693F"/>
     <w:pPr>
-      <w:pBdr>
-        <w:bottom w:val="single" w:sz="4" w:space="4" w:color="4F81BD" w:themeColor="accent1"/>
-      </w:pBdr>
       <w:spacing w:before="200" w:after="280"/>
       <w:ind w:left="936" w:right="936"/>
     </w:pPr>
@@ -12192,18 +12125,6 @@
         <w:shd w:val="clear" w:color="auto" w:fill="FBCAA2" w:themeFill="accent6" w:themeFillTint="7F"/>
       </w:tcPr>
     </w:tblStylePr>
-  </w:style>
-  <w:style w:type="paragraph" w:customStyle="1" w:styleId="Moral">
-    <w:name w:val="Moral"/>
-    <w:basedOn w:val="Normal"/>
-    <w:pPr>
-      <w:spacing w:before="160" w:after="0" w:line="276" w:lineRule="auto"/>
-    </w:pPr>
-    <w:rPr>
-      <w:rFonts w:ascii="Arial" w:hAnsi="Arial" w:eastAsia="Arial"/>
-      <w:i/>
-      <w:sz w:val="22"/>
-    </w:rPr>
   </w:style>
 </w:styles>
 </file>

--- a/en/wisdom-stories/liver.docx
+++ b/en/wisdom-stories/liver.docx
@@ -7,25 +7,25 @@
         <w:pStyle w:val="Title"/>
       </w:pPr>
       <w:r>
-        <w:t>The Liver in Language</w:t>
+        <w:t>The Liver</w:t>
       </w:r>
     </w:p>
     <w:p>
       <w:pPr/>
       <w:r>
-        <w:t>Why does the word for “liver” appear in expressions such as “jan-jiyar,” for a close and trusted friend; “jiyarguşam,” for a beloved child; “agqıyar,” for a coward; and “jiyarparam,” for someone dearly loved?</w:t>
+        <w:t>Why does the word for “liver” appear in expressions such as “jan-jiyar,” for a very close, sincere friend; “jiyarguşam,” for a beloved child; “aghjiyar,” for a cowardly and helpless person; and “jiyarparam,” for someone dearly loved?</w:t>
       </w:r>
     </w:p>
     <w:p>
       <w:pPr/>
       <w:r>
-        <w:t>The liver’s warmth and rich blood supply impressed ancient peoples. They associated warm blood with life and its absence with death, and came to regard the liver as a center of life.</w:t>
+        <w:t>The liver’s warm and bloody appearance impressed ancient peoples. They associated warm blood with life and its absence with death, and for a long time regarded the liver as the center of life.</w:t>
       </w:r>
     </w:p>
     <w:p>
       <w:pPr/>
       <w:r>
-        <w:t>The Babylonians, for example, believed the soul resided there. In some cultures, the liver represented emotion before the heart took that role in expressions and literature.</w:t>
+        <w:t>The Babylonians, for example, believed the soul resided there. In some cultures, because the liver was thought to represent the emotions above all, in sayings and writings the liver comes before the heart.</w:t>
       </w:r>
     </w:p>
     <w:p>
@@ -46,11 +46,9 @@
         <w:rPr>
           <w:b/>
         </w:rPr>
-        <w:t>Moral:</w:t>
+        <w:t>Moral: Language does not arise by chance; behind every word there is a history, a belief. Our words are the memory of our past.</w:t>
       </w:r>
-      <w:r>
-        <w:t xml:space="preserve"> Language does not arise by chance; behind every word there is a history, a belief. Our words are the memory of our past.</w:t>
-      </w:r>
+      <w:r/>
     </w:p>
     <w:p>
       <w:pPr>
@@ -61,7 +59,7 @@
           <w:i/>
           <w:sz w:val="18"/>
         </w:rPr>
-        <w:t>Source: Publicly available internet sources.</w:t>
+        <w:t>Stories are taken from open Internet sources; illustrations were created with AI.</w:t>
       </w:r>
     </w:p>
     <w:sectPr>
